--- a/Projectinformation/Requirements_Engineering.docx
+++ b/Projectinformation/Requirements_Engineering.docx
@@ -29,7 +29,7 @@
         <w:jc w:val="center"/>
       </w:pPr>
       <w:r>
-        <w:t>Generated 2026-08-14 · v1.0</w:t>
+        <w:t>Generated 2026-08-15 · v1.0</w:t>
       </w:r>
     </w:p>
     <w:p/>
@@ -2779,7 +2779,7 @@
           </w:tcPr>
           <w:p>
             <w:r>
-              <w:t>Admin panel to create/edit titles, search-before-create de-dup UX, cover upload, admin merge tooling.</w:t>
+              <w:t>Admin panel to search/import titles from AniList (primary path, Entry 44) with cover art re-hosted on this project's own storage; manual create/edit form kept as a fallback; search-before-create de-dup UX; admin merge tooling.</w:t>
             </w:r>
           </w:p>
         </w:tc>

--- a/Projectinformation/Requirements_Engineering.docx
+++ b/Projectinformation/Requirements_Engineering.docx
@@ -29,7 +29,7 @@
         <w:jc w:val="center"/>
       </w:pPr>
       <w:r>
-        <w:t>Generated 2026-08-15 · v1.0</w:t>
+        <w:t>Generated 2026-08-21 · v1.0</w:t>
       </w:r>
     </w:p>
     <w:p/>
@@ -112,7 +112,7 @@
         <w:pStyle w:val="ListBullet"/>
       </w:pPr>
       <w:r>
-        <w:t>Let the community award a distinct 'seal' (Certified Banger, Hidden Gem) to reviews they believe deserve special recognition, backed by a verification workflow that protects the seal's credibility.</w:t>
+        <w:t>Let the community award a distinct 'seal' (Certified Banger) to reviews they believe deserve special recognition, backed by a verification workflow that protects the seal's credibility.</w:t>
       </w:r>
     </w:p>
     <w:p>
@@ -274,7 +274,7 @@
         <w:pStyle w:val="ListBullet"/>
       </w:pPr>
       <w:r>
-        <w:t>Titles aggregate and display: average score per category, seal counts (Certified Banger, Hidden Gem), review count, and the review list.</w:t>
+        <w:t>Titles aggregate and display: average score per category, seal count (Certified Banger), review count, and the review list.</w:t>
       </w:r>
     </w:p>
     <w:p>
@@ -378,12 +378,12 @@
         <w:pStyle w:val="Heading2"/>
       </w:pPr>
       <w:r>
-        <w:t>2.3 Seals — Certified Banger &amp; Hidden Gem</w:t>
-      </w:r>
-    </w:p>
-    <w:p>
-      <w:r>
-        <w:t>Seals are data-driven (a SealType table), not hardcoded, so new seal types can be added later without a code change. Two seal types ship in v1: Certified Banger (the flagship seal for exceptional quality) and Hidden Gem (strong quality, low popularity — a discovery tool for under-the-radar titles). A seal attaches to a specific review, not the title directly; a title's displayed seal count is the number of its reviews that have earned that seal (Journal Entry 7).</w:t>
+        <w:t>2.3 Seals — Certified Banger</w:t>
+      </w:r>
+    </w:p>
+    <w:p>
+      <w:r>
+        <w:t>Seals are data-driven (a SealType table), not hardcoded, so a new seal type is a data change, not a deploy. One seal type ships in v1: Certified Banger, the flagship seal for exceptional quality (a popularity-gated 'Hidden Gem' seal shipped alongside it briefly but was removed — Journal Entry 45 — in favor of one clear signal). A seal attaches to a specific review, not the title directly; a title's displayed seal count is the number of its reviews that have earned that seal (Journal Entry 7).</w:t>
       </w:r>
     </w:p>
     <w:p>
@@ -457,10 +457,10 @@
     </w:p>
     <w:p>
       <w:pPr>
-        <w:pStyle w:val="Heading3"/>
-      </w:pPr>
-      <w:r>
-        <w:t>2.3.3 Hidden Gem Criteria</w:t>
+        <w:pStyle w:val="Heading2"/>
+      </w:pPr>
+      <w:r>
+        <w:t>2.4 Users, Profiles &amp; Admin Roles</w:t>
       </w:r>
     </w:p>
     <w:p>
@@ -468,7 +468,7 @@
         <w:pStyle w:val="ListBullet"/>
       </w:pPr>
       <w:r>
-        <w:t>Quality gate: same positive-vote bar as Certified Banger (net score ≥ the configured threshold).</w:t>
+        <w:t>Registration/auth: email + password minimum; social login is a nice-to-have.</w:t>
       </w:r>
     </w:p>
     <w:p>
@@ -476,7 +476,7 @@
         <w:pStyle w:val="ListBullet"/>
       </w:pPr>
       <w:r>
-        <w:t>Popularity gate: measured as total vote count on the title's highest-voted review — set to 100 votes for launch (Journal Entry 29). Below this, a qualifying review earns Hidden Gem; at or above it, the title also earns Certified Banger.</w:t>
+        <w:t>Anonymous visitors can browse titles, read reviews, and view the seal showcase without an account. An account is required only to write, rate, vote, comment, or take any seal-related action (Journal Entry 3).</w:t>
       </w:r>
     </w:p>
     <w:p>
@@ -484,7 +484,23 @@
         <w:pStyle w:val="ListBullet"/>
       </w:pPr>
       <w:r>
-        <w:t>A title can hold both Hidden Gem and Certified Banger simultaneously — earning Certified Banger does not remove Hidden Gem. Hidden Gem remains permanently attached once earned, even after the title later becomes popular, so it stays an accurate historical/discovery marker (Journal Entry 15).</w:t>
+        <w:t>Public profile: username, avatar, bio, list of reviews, seals awarded, join date, a basic reputation indicator, and the user's library (Section 2.5).</w:t>
+      </w:r>
+    </w:p>
+    <w:p>
+      <w:pPr>
+        <w:pStyle w:val="ListBullet"/>
+      </w:pPr>
+      <w:r>
+        <w:t>Two-tier admin structure: a single Main Admin (the platform founder/owner) and additional Admin accounts recruited later. Only the Main Admin can grant/lift the review-approval requirement for a given admin (Journal Entry 28).</w:t>
+      </w:r>
+    </w:p>
+    <w:p>
+      <w:pPr>
+        <w:pStyle w:val="ListBullet"/>
+      </w:pPr>
+      <w:r>
+        <w:t>Follow/unfollow other users — nice-to-have, not core-critical for v1.</w:t>
       </w:r>
     </w:p>
     <w:p>
@@ -492,7 +508,12 @@
         <w:pStyle w:val="Heading2"/>
       </w:pPr>
       <w:r>
-        <w:t>2.4 Users, Profiles &amp; Admin Roles</w:t>
+        <w:t>2.5 User Library (Reading Status Tracking)</w:t>
+      </w:r>
+    </w:p>
+    <w:p>
+      <w:r>
+        <w:t>A v1 feature (introduced this session, not in the original brief): registered users can add titles to a personal library on their profile.</w:t>
       </w:r>
     </w:p>
     <w:p>
@@ -500,7 +521,7 @@
         <w:pStyle w:val="ListBullet"/>
       </w:pPr>
       <w:r>
-        <w:t>Registration/auth: email + password minimum; social login is a nice-to-have.</w:t>
+        <w:t>Four statuses: Finished, Currently Reading, Plan to Read, Dropped (Journal Entry 18).</w:t>
       </w:r>
     </w:p>
     <w:p>
@@ -508,7 +529,7 @@
         <w:pStyle w:val="ListBullet"/>
       </w:pPr>
       <w:r>
-        <w:t>Anonymous visitors can browse titles, read reviews, and view the seal showcase without an account. An account is required only to write, rate, vote, comment, or take any seal-related action (Journal Entry 3).</w:t>
+        <w:t>Library entries are fully independent of reviews — a user can add any title at any status with or without ever reviewing it (Journal Entry 19).</w:t>
       </w:r>
     </w:p>
     <w:p>
@@ -516,7 +537,15 @@
         <w:pStyle w:val="ListBullet"/>
       </w:pPr>
       <w:r>
-        <w:t>Public profile: username, avatar, bio, list of reviews, seals awarded, join date, a basic reputation indicator, and the user's library (Section 2.5).</w:t>
+        <w:t>This feature ships in v1; it is the data foundation for the future recommendation engine, which is itself deferred (Journal Entry 20).</w:t>
+      </w:r>
+    </w:p>
+    <w:p>
+      <w:pPr>
+        <w:pStyle w:val="Heading2"/>
+      </w:pPr>
+      <w:r>
+        <w:t>2.6 Voting &amp; Comments</w:t>
       </w:r>
     </w:p>
     <w:p>
@@ -524,7 +553,7 @@
         <w:pStyle w:val="ListBullet"/>
       </w:pPr>
       <w:r>
-        <w:t>Two-tier admin structure: a single Main Admin (the platform founder/owner) and additional Admin accounts recruited later. Only the Main Admin can grant/lift the review-approval requirement for a given admin (Journal Entry 28).</w:t>
+        <w:t>Upvote/downvote (or 'helpful' mark) on reviews.</w:t>
       </w:r>
     </w:p>
     <w:p>
@@ -532,7 +561,15 @@
         <w:pStyle w:val="ListBullet"/>
       </w:pPr>
       <w:r>
-        <w:t>Follow/unfollow other users — nice-to-have, not core-critical for v1.</w:t>
+        <w:t>Flat (non-threaded) comments on reviews, for discussion or disagreement.</w:t>
+      </w:r>
+    </w:p>
+    <w:p>
+      <w:pPr>
+        <w:pStyle w:val="ListBullet"/>
+      </w:pPr>
+      <w:r>
+        <w:t>Vote tallies on a review directly drive Phase 2 seal candidacy and probation tracking (Section 2.3).</w:t>
       </w:r>
     </w:p>
     <w:p>
@@ -540,12 +577,7 @@
         <w:pStyle w:val="Heading2"/>
       </w:pPr>
       <w:r>
-        <w:t>2.5 User Library (Reading Status Tracking)</w:t>
-      </w:r>
-    </w:p>
-    <w:p>
-      <w:r>
-        <w:t>A v1 feature (introduced this session, not in the original brief): registered users can add titles to a personal library on their profile.</w:t>
+        <w:t>2.7 Discovery &amp; Browsing</w:t>
       </w:r>
     </w:p>
     <w:p>
@@ -553,7 +585,7 @@
         <w:pStyle w:val="ListBullet"/>
       </w:pPr>
       <w:r>
-        <w:t>Four statuses: Finished, Currently Reading, Plan to Read, Dropped (Journal Entry 18).</w:t>
+        <w:t>Search titles by name, tag, genre, or author (PostgreSQL native full-text search — Journal Entry 38).</w:t>
       </w:r>
     </w:p>
     <w:p>
@@ -561,7 +593,7 @@
         <w:pStyle w:val="ListBullet"/>
       </w:pPr>
       <w:r>
-        <w:t>Library entries are fully independent of reviews — a user can add any title at any status with or without ever reviewing it (Journal Entry 19).</w:t>
+        <w:t>Filter by genre, status, category-score thresholds, seal presence, seal count.</w:t>
       </w:r>
     </w:p>
     <w:p>
@@ -569,15 +601,7 @@
         <w:pStyle w:val="ListBullet"/>
       </w:pPr>
       <w:r>
-        <w:t>This feature ships in v1; it is the data foundation for the future recommendation engine, which is itself deferred (Journal Entry 20).</w:t>
-      </w:r>
-    </w:p>
-    <w:p>
-      <w:pPr>
-        <w:pStyle w:val="Heading2"/>
-      </w:pPr>
-      <w:r>
-        <w:t>2.6 Voting &amp; Comments</w:t>
+        <w:t>Sort by highest overall score, most seals, most recent reviews, most discussed.</w:t>
       </w:r>
     </w:p>
     <w:p>
@@ -585,63 +609,7 @@
         <w:pStyle w:val="ListBullet"/>
       </w:pPr>
       <w:r>
-        <w:t>Upvote/downvote (or 'helpful' mark) on reviews.</w:t>
-      </w:r>
-    </w:p>
-    <w:p>
-      <w:pPr>
-        <w:pStyle w:val="ListBullet"/>
-      </w:pPr>
-      <w:r>
-        <w:t>Flat (non-threaded) comments on reviews, for discussion or disagreement.</w:t>
-      </w:r>
-    </w:p>
-    <w:p>
-      <w:pPr>
-        <w:pStyle w:val="ListBullet"/>
-      </w:pPr>
-      <w:r>
-        <w:t>Vote tallies on a review directly drive Phase 2 seal candidacy and probation tracking (Section 2.3).</w:t>
-      </w:r>
-    </w:p>
-    <w:p>
-      <w:pPr>
-        <w:pStyle w:val="Heading2"/>
-      </w:pPr>
-      <w:r>
-        <w:t>2.7 Discovery &amp; Browsing</w:t>
-      </w:r>
-    </w:p>
-    <w:p>
-      <w:pPr>
-        <w:pStyle w:val="ListBullet"/>
-      </w:pPr>
-      <w:r>
-        <w:t>Search titles by name, tag, genre, or author (PostgreSQL native full-text search — Journal Entry 38).</w:t>
-      </w:r>
-    </w:p>
-    <w:p>
-      <w:pPr>
-        <w:pStyle w:val="ListBullet"/>
-      </w:pPr>
-      <w:r>
-        <w:t>Filter by genre, status, category-score thresholds, seal presence, seal count.</w:t>
-      </w:r>
-    </w:p>
-    <w:p>
-      <w:pPr>
-        <w:pStyle w:val="ListBullet"/>
-      </w:pPr>
-      <w:r>
-        <w:t>Sort by highest overall score, most seals, most recent reviews, most discussed.</w:t>
-      </w:r>
-    </w:p>
-    <w:p>
-      <w:pPr>
-        <w:pStyle w:val="ListBullet"/>
-      </w:pPr>
-      <w:r>
-        <w:t>A dedicated Certified Banger / Hidden Gem showcase page — the platform's core differentiator, so it should be prominent.</w:t>
+        <w:t>A dedicated Certified Banger showcase page — the platform's core differentiator, so it should be prominent.</w:t>
       </w:r>
     </w:p>
     <w:p>
@@ -1628,7 +1596,7 @@
         <w:spacing w:after="0"/>
       </w:pPr>
       <w:r>
-        <w:t>|    Certified Banger/Hidden Gem     |</w:t>
+        <w:t>|    Certified Banger showcase)      |</w:t>
       </w:r>
     </w:p>
     <w:p>
@@ -1637,7 +1605,7 @@
         <w:spacing w:after="0"/>
       </w:pPr>
       <w:r>
-        <w:t>|    showcase)                       |</w:t>
+        <w:t>|  - API routes / Server Actions     |</w:t>
       </w:r>
     </w:p>
     <w:p>
@@ -1646,7 +1614,7 @@
         <w:spacing w:after="0"/>
       </w:pPr>
       <w:r>
-        <w:t>|  - API routes / Server Actions     |</w:t>
+        <w:t>|    (reviews, votes, seals, library,|</w:t>
       </w:r>
     </w:p>
     <w:p>
@@ -1655,7 +1623,7 @@
         <w:spacing w:after="0"/>
       </w:pPr>
       <w:r>
-        <w:t>|    (reviews, votes, seals, library,|</w:t>
+        <w:t>|    admin actions)                  |</w:t>
       </w:r>
     </w:p>
     <w:p>
@@ -1664,7 +1632,7 @@
         <w:spacing w:after="0"/>
       </w:pPr>
       <w:r>
-        <w:t>|    admin actions)                  |</w:t>
+        <w:t>|  - Vercel Cron                     |</w:t>
       </w:r>
     </w:p>
     <w:p>
@@ -1673,7 +1641,7 @@
         <w:spacing w:after="0"/>
       </w:pPr>
       <w:r>
-        <w:t>|  - Vercel Cron                     |</w:t>
+        <w:t>|    (daily probation-streak job,    |</w:t>
       </w:r>
     </w:p>
     <w:p>
@@ -1682,7 +1650,7 @@
         <w:spacing w:after="0"/>
       </w:pPr>
       <w:r>
-        <w:t>|    (daily probation-streak job,    |</w:t>
+        <w:t>|     Journal Entry 36)              |</w:t>
       </w:r>
     </w:p>
     <w:p>
@@ -1691,7 +1659,7 @@
         <w:spacing w:after="0"/>
       </w:pPr>
       <w:r>
-        <w:t>|     Journal Entry 36)              |</w:t>
+        <w:t>+-------------------+---------------+</w:t>
       </w:r>
     </w:p>
     <w:p>
@@ -1700,7 +1668,7 @@
         <w:spacing w:after="0"/>
       </w:pPr>
       <w:r>
-        <w:t>+-------------------+---------------+</w:t>
+        <w:t xml:space="preserve">                    | Prisma (Postgres wire protocol)</w:t>
       </w:r>
     </w:p>
     <w:p>
@@ -1709,7 +1677,7 @@
         <w:spacing w:after="0"/>
       </w:pPr>
       <w:r>
-        <w:t xml:space="preserve">                    | Prisma (Postgres wire protocol)</w:t>
+        <w:t xml:space="preserve">                    v</w:t>
       </w:r>
     </w:p>
     <w:p>
@@ -1718,7 +1686,7 @@
         <w:spacing w:after="0"/>
       </w:pPr>
       <w:r>
-        <w:t xml:space="preserve">                    v</w:t>
+        <w:t>+-----------------------------------+</w:t>
       </w:r>
     </w:p>
     <w:p>
@@ -1727,7 +1695,7 @@
         <w:spacing w:after="0"/>
       </w:pPr>
       <w:r>
-        <w:t>+-----------------------------------+</w:t>
+        <w:t>|              Supabase              |</w:t>
       </w:r>
     </w:p>
     <w:p>
@@ -1736,7 +1704,7 @@
         <w:spacing w:after="0"/>
       </w:pPr>
       <w:r>
-        <w:t>|              Supabase              |</w:t>
+        <w:t>|  - PostgreSQL (all entities,       |</w:t>
       </w:r>
     </w:p>
     <w:p>
@@ -1745,7 +1713,7 @@
         <w:spacing w:after="0"/>
       </w:pPr>
       <w:r>
-        <w:t>|  - PostgreSQL (all entities,       |</w:t>
+        <w:t>|    Section 7; precomputed          |</w:t>
       </w:r>
     </w:p>
     <w:p>
@@ -1754,7 +1722,7 @@
         <w:spacing w:after="0"/>
       </w:pPr>
       <w:r>
-        <w:t>|    Section 7; precomputed          |</w:t>
+        <w:t>|    aggregates, Journal Entry 39)   |</w:t>
       </w:r>
     </w:p>
     <w:p>
@@ -1763,7 +1731,7 @@
         <w:spacing w:after="0"/>
       </w:pPr>
       <w:r>
-        <w:t>|    aggregates, Journal Entry 39)   |</w:t>
+        <w:t>|  - Auth (sessions, roles)          |</w:t>
       </w:r>
     </w:p>
     <w:p>
@@ -1772,7 +1740,7 @@
         <w:spacing w:after="0"/>
       </w:pPr>
       <w:r>
-        <w:t>|  - Auth (sessions, roles)          |</w:t>
+        <w:t>|  - Storage (cover images)          |</w:t>
       </w:r>
     </w:p>
     <w:p>
@@ -1781,7 +1749,137 @@
         <w:spacing w:after="0"/>
       </w:pPr>
       <w:r>
-        <w:t>|  - Storage (cover images)          |</w:t>
+        <w:t>+-----------------------------------+</w:t>
+      </w:r>
+    </w:p>
+    <w:p>
+      <w:pPr>
+        <w:pStyle w:val="Heading2"/>
+      </w:pPr>
+      <w:r>
+        <w:t>6.3 Data Flow (Example: A Review Crosses the Seal Vote Threshold)</w:t>
+      </w:r>
+    </w:p>
+    <w:p>
+      <w:pPr>
+        <w:pStyle w:val="ListNumber"/>
+      </w:pPr>
+      <w:r>
+        <w:t>A user submits an upvote on a review via a Next.js Server Action.</w:t>
+      </w:r>
+    </w:p>
+    <w:p>
+      <w:pPr>
+        <w:pStyle w:val="ListNumber"/>
+      </w:pPr>
+      <w:r>
+        <w:t>The Server Action writes the Vote row via Prisma, then recomputes that review's net score.</w:t>
+      </w:r>
+    </w:p>
+    <w:p>
+      <w:pPr>
+        <w:pStyle w:val="ListNumber"/>
+      </w:pPr>
+      <w:r>
+        <w:t>If the review is not yet seal-provisional and its net score has just reached the configured quality threshold (Journal Entries 8, 29), the Server Action creates a provisional SealAward for that review, tagged 'granted_via: vote_threshold' (Journal Entries 6, 11).</w:t>
+      </w:r>
+    </w:p>
+    <w:p>
+      <w:pPr>
+        <w:pStyle w:val="ListNumber"/>
+      </w:pPr>
+      <w:r>
+        <w:t>Every day, Vercel Cron triggers an API route that scans provisional SealAwards, checks whether each one's net score is still non-negative, increments or resets its streak counter, and converts any that have reached 30 consecutive days to permanent (Journal Entry 12).</w:t>
+      </w:r>
+    </w:p>
+    <w:p>
+      <w:pPr>
+        <w:pStyle w:val="ListNumber"/>
+      </w:pPr>
+      <w:r>
+        <w:t>The Title's precomputed seal_count aggregate is updated whenever a SealAward's status changes, so browse/sort pages never need to compute this live (Journal Entry 39).</w:t>
+      </w:r>
+    </w:p>
+    <w:p>
+      <w:pPr>
+        <w:pStyle w:val="Heading2"/>
+      </w:pPr>
+      <w:r>
+        <w:t>6.4 Scheduled Jobs</w:t>
+      </w:r>
+    </w:p>
+    <w:p>
+      <w:pPr>
+        <w:pStyle w:val="ListBullet"/>
+      </w:pPr>
+      <w:r>
+        <w:t>Daily probation-streak check (Vercel Cron → Next.js API route → Prisma) — the only scheduled job required for v1's seal system (Journal Entries 12, 36).</w:t>
+      </w:r>
+    </w:p>
+    <w:p>
+      <w:pPr>
+        <w:pStyle w:val="ListBullet"/>
+      </w:pPr>
+      <w:r>
+        <w:t>Future: a periodic taste-profile recomputation job would be added when the recommendation engine (Section 2.9) is actually built — not required for v1.</w:t>
+      </w:r>
+    </w:p>
+    <w:p>
+      <w:pPr>
+        <w:pStyle w:val="Heading2"/>
+      </w:pPr>
+      <w:r>
+        <w:t>6.5 Scalability Strategy</w:t>
+      </w:r>
+    </w:p>
+    <w:p>
+      <w:pPr>
+        <w:pStyle w:val="ListBullet"/>
+      </w:pPr>
+      <w:r>
+        <w:t>Vertical scaling of the single Postgres instance (Supabase paid tiers) covers a long runway before any architectural change is needed.</w:t>
+      </w:r>
+    </w:p>
+    <w:p>
+      <w:pPr>
+        <w:pStyle w:val="ListBullet"/>
+      </w:pPr>
+      <w:r>
+        <w:t>Precomputed aggregate columns and targeted composite indexes keep hot-path reads fast as the catalog and review volume grow (Journal Entry 39).</w:t>
+      </w:r>
+    </w:p>
+    <w:p>
+      <w:pPr>
+        <w:pStyle w:val="ListBullet"/>
+      </w:pPr>
+      <w:r>
+        <w:t>Read replicas are the identified next step if recommendation/analytics-style queries start competing with user-facing traffic — an infrastructure upgrade, not a re-platform.</w:t>
+      </w:r>
+    </w:p>
+    <w:p>
+      <w:pPr>
+        <w:pStyle w:val="ListBullet"/>
+      </w:pPr>
+      <w:r>
+        <w:t>Storage layer (cover images) can be migrated independently to Cloudflare R2 if bandwidth becomes a cost driver, without touching the database or auth layers (Journal Entry 35).</w:t>
+      </w:r>
+    </w:p>
+    <w:p>
+      <w:r>
+        <w:br w:type="page"/>
+      </w:r>
+    </w:p>
+    <w:p>
+      <w:pPr>
+        <w:pStyle w:val="Heading1"/>
+      </w:pPr>
+      <w:r>
+        <w:t>7. Data Model Overview</w:t>
+      </w:r>
+    </w:p>
+    <w:p>
+      <w:r>
+        <w:t>Extends the brief's original data model sketch (Section 6 of README.md) with the decisions made in the Development Journal: admin role fields, the review-approval gate, the seal verification/probation state machine, and the new LibraryEntry entity. This is a design reference, not a final migration file — refine field types/constraints during implementation.</w:t>
       </w:r>
     </w:p>
     <w:p>
@@ -1790,137 +1888,7 @@
         <w:spacing w:after="0"/>
       </w:pPr>
       <w:r>
-        <w:t>+-----------------------------------+</w:t>
-      </w:r>
-    </w:p>
-    <w:p>
-      <w:pPr>
-        <w:pStyle w:val="Heading2"/>
-      </w:pPr>
-      <w:r>
-        <w:t>6.3 Data Flow (Example: A Review Crosses the Seal Vote Threshold)</w:t>
-      </w:r>
-    </w:p>
-    <w:p>
-      <w:pPr>
-        <w:pStyle w:val="ListNumber"/>
-      </w:pPr>
-      <w:r>
-        <w:t>A user submits an upvote on a review via a Next.js Server Action.</w:t>
-      </w:r>
-    </w:p>
-    <w:p>
-      <w:pPr>
-        <w:pStyle w:val="ListNumber"/>
-      </w:pPr>
-      <w:r>
-        <w:t>The Server Action writes the Vote row via Prisma, then recomputes that review's net score.</w:t>
-      </w:r>
-    </w:p>
-    <w:p>
-      <w:pPr>
-        <w:pStyle w:val="ListNumber"/>
-      </w:pPr>
-      <w:r>
-        <w:t>If the review is not yet seal-provisional and its net score has just reached the configured quality threshold (Journal Entries 8, 29), the Server Action creates a provisional SealAward for that review, tagged 'granted_via: vote_threshold' (Journal Entries 6, 11).</w:t>
-      </w:r>
-    </w:p>
-    <w:p>
-      <w:pPr>
-        <w:pStyle w:val="ListNumber"/>
-      </w:pPr>
-      <w:r>
-        <w:t>Every day, Vercel Cron triggers an API route that scans provisional SealAwards, checks whether each one's net score is still non-negative, increments or resets its streak counter, and converts any that have reached 30 consecutive days to permanent (Journal Entry 12).</w:t>
-      </w:r>
-    </w:p>
-    <w:p>
-      <w:pPr>
-        <w:pStyle w:val="ListNumber"/>
-      </w:pPr>
-      <w:r>
-        <w:t>The Title's precomputed seal_count aggregate is updated whenever a SealAward's status changes, so browse/sort pages never need to compute this live (Journal Entry 39).</w:t>
-      </w:r>
-    </w:p>
-    <w:p>
-      <w:pPr>
-        <w:pStyle w:val="Heading2"/>
-      </w:pPr>
-      <w:r>
-        <w:t>6.4 Scheduled Jobs</w:t>
-      </w:r>
-    </w:p>
-    <w:p>
-      <w:pPr>
-        <w:pStyle w:val="ListBullet"/>
-      </w:pPr>
-      <w:r>
-        <w:t>Daily probation-streak check (Vercel Cron → Next.js API route → Prisma) — the only scheduled job required for v1's seal system (Journal Entries 12, 36).</w:t>
-      </w:r>
-    </w:p>
-    <w:p>
-      <w:pPr>
-        <w:pStyle w:val="ListBullet"/>
-      </w:pPr>
-      <w:r>
-        <w:t>Future: a periodic taste-profile recomputation job would be added when the recommendation engine (Section 2.9) is actually built — not required for v1.</w:t>
-      </w:r>
-    </w:p>
-    <w:p>
-      <w:pPr>
-        <w:pStyle w:val="Heading2"/>
-      </w:pPr>
-      <w:r>
-        <w:t>6.5 Scalability Strategy</w:t>
-      </w:r>
-    </w:p>
-    <w:p>
-      <w:pPr>
-        <w:pStyle w:val="ListBullet"/>
-      </w:pPr>
-      <w:r>
-        <w:t>Vertical scaling of the single Postgres instance (Supabase paid tiers) covers a long runway before any architectural change is needed.</w:t>
-      </w:r>
-    </w:p>
-    <w:p>
-      <w:pPr>
-        <w:pStyle w:val="ListBullet"/>
-      </w:pPr>
-      <w:r>
-        <w:t>Precomputed aggregate columns and targeted composite indexes keep hot-path reads fast as the catalog and review volume grow (Journal Entry 39).</w:t>
-      </w:r>
-    </w:p>
-    <w:p>
-      <w:pPr>
-        <w:pStyle w:val="ListBullet"/>
-      </w:pPr>
-      <w:r>
-        <w:t>Read replicas are the identified next step if recommendation/analytics-style queries start competing with user-facing traffic — an infrastructure upgrade, not a re-platform.</w:t>
-      </w:r>
-    </w:p>
-    <w:p>
-      <w:pPr>
-        <w:pStyle w:val="ListBullet"/>
-      </w:pPr>
-      <w:r>
-        <w:t>Storage layer (cover images) can be migrated independently to Cloudflare R2 if bandwidth becomes a cost driver, without touching the database or auth layers (Journal Entry 35).</w:t>
-      </w:r>
-    </w:p>
-    <w:p>
-      <w:r>
-        <w:br w:type="page"/>
-      </w:r>
-    </w:p>
-    <w:p>
-      <w:pPr>
-        <w:pStyle w:val="Heading1"/>
-      </w:pPr>
-      <w:r>
-        <w:t>7. Data Model Overview</w:t>
-      </w:r>
-    </w:p>
-    <w:p>
-      <w:r>
-        <w:t>Extends the brief's original data model sketch (Section 6 of README.md) with the decisions made in the Development Journal: admin role fields, the review-approval gate, the seal verification/probation state machine, and the new LibraryEntry entity. This is a design reference, not a final migration file — refine field types/constraints during implementation.</w:t>
+        <w:t>User</w:t>
       </w:r>
     </w:p>
     <w:p>
@@ -1929,7 +1897,7 @@
         <w:spacing w:after="0"/>
       </w:pPr>
       <w:r>
-        <w:t>User</w:t>
+        <w:t xml:space="preserve"> - id, username, email, password_hash, avatar_url, bio, created_at,</w:t>
       </w:r>
     </w:p>
     <w:p>
@@ -1938,7 +1906,7 @@
         <w:spacing w:after="0"/>
       </w:pPr>
       <w:r>
-        <w:t xml:space="preserve"> - id, username, email, password_hash, avatar_url, bio, created_at,</w:t>
+        <w:t xml:space="preserve">   reputation_score, role (user | admin | main_admin),</w:t>
       </w:r>
     </w:p>
     <w:p>
@@ -1947,7 +1915,7 @@
         <w:spacing w:after="0"/>
       </w:pPr>
       <w:r>
-        <w:t xml:space="preserve">   reputation_score, role (user | admin | main_admin),</w:t>
+        <w:t xml:space="preserve">   admin_reviews_require_approval (bool; only meaningful when role = admin)</w:t>
       </w:r>
     </w:p>
     <w:p>
@@ -1956,7 +1924,7 @@
         <w:spacing w:after="0"/>
       </w:pPr>
       <w:r>
-        <w:t xml:space="preserve">   admin_reviews_require_approval (bool; only meaningful when role = admin)</w:t>
+        <w:t xml:space="preserve"> </w:t>
       </w:r>
     </w:p>
     <w:p>
@@ -1965,7 +1933,7 @@
         <w:spacing w:after="0"/>
       </w:pPr>
       <w:r>
-        <w:t xml:space="preserve"> </w:t>
+        <w:t>Title</w:t>
       </w:r>
     </w:p>
     <w:p>
@@ -1974,7 +1942,7 @@
         <w:spacing w:after="0"/>
       </w:pPr>
       <w:r>
-        <w:t>Title</w:t>
+        <w:t xml:space="preserve"> - id, name, alt_names[], type (manga | manhwa | manhua), status,</w:t>
       </w:r>
     </w:p>
     <w:p>
@@ -1983,7 +1951,7 @@
         <w:spacing w:after="0"/>
       </w:pPr>
       <w:r>
-        <w:t xml:space="preserve"> - id, name, alt_names[], type (manga | manhwa | manhua), status,</w:t>
+        <w:t xml:space="preserve">   author, illustrator, genres[], cover_url, synopsis, publication_year,</w:t>
       </w:r>
     </w:p>
     <w:p>
@@ -1992,7 +1960,7 @@
         <w:spacing w:after="0"/>
       </w:pPr>
       <w:r>
-        <w:t xml:space="preserve">   author, illustrator, genres[], cover_url, synopsis, publication_year,</w:t>
+        <w:t xml:space="preserve">   external_links[], created_at</w:t>
       </w:r>
     </w:p>
     <w:p>
@@ -2001,7 +1969,7 @@
         <w:spacing w:after="0"/>
       </w:pPr>
       <w:r>
-        <w:t xml:space="preserve">   external_links[], created_at</w:t>
+        <w:t xml:space="preserve"> - precomputed: avg_category_scores, review_count,</w:t>
       </w:r>
     </w:p>
     <w:p>
@@ -2010,7 +1978,7 @@
         <w:spacing w:after="0"/>
       </w:pPr>
       <w:r>
-        <w:t xml:space="preserve"> - precomputed: avg_category_scores, review_count,</w:t>
+        <w:t xml:space="preserve">   certified_banger_count                        &lt;- Entry 39</w:t>
       </w:r>
     </w:p>
     <w:p>
@@ -2019,7 +1987,7 @@
         <w:spacing w:after="0"/>
       </w:pPr>
       <w:r>
-        <w:t xml:space="preserve">   certified_banger_count, hidden_gem_count      &lt;- Entry 39</w:t>
+        <w:t xml:space="preserve"> </w:t>
       </w:r>
     </w:p>
     <w:p>
@@ -2028,7 +1996,7 @@
         <w:spacing w:after="0"/>
       </w:pPr>
       <w:r>
-        <w:t xml:space="preserve"> </w:t>
+        <w:t>Category                &lt;- data-driven, not hardcoded         (Entry 2)</w:t>
       </w:r>
     </w:p>
     <w:p>
@@ -2037,7 +2005,7 @@
         <w:spacing w:after="0"/>
       </w:pPr>
       <w:r>
-        <w:t>Category                &lt;- data-driven, not hardcoded         (Entry 2)</w:t>
+        <w:t xml:space="preserve"> - id, name, applies_to_type, scale_min, scale_max</w:t>
       </w:r>
     </w:p>
     <w:p>
@@ -2046,7 +2014,7 @@
         <w:spacing w:after="0"/>
       </w:pPr>
       <w:r>
-        <w:t xml:space="preserve"> - id, name, applies_to_type, scale_min, scale_max</w:t>
+        <w:t xml:space="preserve"> </w:t>
       </w:r>
     </w:p>
     <w:p>
@@ -2055,7 +2023,7 @@
         <w:spacing w:after="0"/>
       </w:pPr>
       <w:r>
-        <w:t xml:space="preserve"> </w:t>
+        <w:t>Review</w:t>
       </w:r>
     </w:p>
     <w:p>
@@ -2064,7 +2032,7 @@
         <w:spacing w:after="0"/>
       </w:pPr>
       <w:r>
-        <w:t>Review</w:t>
+        <w:t xml:space="preserve"> - id, user_id, title_id, overall_score (= avg of category scores, Entry 4),</w:t>
       </w:r>
     </w:p>
     <w:p>
@@ -2073,7 +2041,7 @@
         <w:spacing w:after="0"/>
       </w:pPr>
       <w:r>
-        <w:t xml:space="preserve"> - id, user_id, title_id, overall_score (= avg of category scores, Entry 4),</w:t>
+        <w:t xml:space="preserve">   body_text, spoiler_flag, created_at, updated_at,</w:t>
       </w:r>
     </w:p>
     <w:p>
@@ -2082,7 +2050,7 @@
         <w:spacing w:after="0"/>
       </w:pPr>
       <w:r>
-        <w:t xml:space="preserve">   body_text, spoiler_flag, created_at, updated_at,</w:t>
+        <w:t xml:space="preserve">   is_admin_authored (bool),</w:t>
       </w:r>
     </w:p>
     <w:p>
@@ -2091,7 +2059,7 @@
         <w:spacing w:after="0"/>
       </w:pPr>
       <w:r>
-        <w:t xml:space="preserve">   is_admin_authored (bool),</w:t>
+        <w:t xml:space="preserve">   approval_status (published | pending_approval | rejected)   &lt;- Entry 28</w:t>
       </w:r>
     </w:p>
     <w:p>
@@ -2100,7 +2068,7 @@
         <w:spacing w:after="0"/>
       </w:pPr>
       <w:r>
-        <w:t xml:space="preserve">   approval_status (published | pending_approval | rejected)   &lt;- Entry 28</w:t>
+        <w:t xml:space="preserve">   is_first_review_of_title (bool, derived)                    &lt;- Entry 26</w:t>
       </w:r>
     </w:p>
     <w:p>
@@ -2109,7 +2077,7 @@
         <w:spacing w:after="0"/>
       </w:pPr>
       <w:r>
-        <w:t xml:space="preserve">   is_first_review_of_title (bool, derived)                    &lt;- Entry 26</w:t>
+        <w:t xml:space="preserve"> </w:t>
       </w:r>
     </w:p>
     <w:p>
@@ -2118,7 +2086,7 @@
         <w:spacing w:after="0"/>
       </w:pPr>
       <w:r>
-        <w:t xml:space="preserve"> </w:t>
+        <w:t>ReviewCategoryScore     &lt;- one row per category per review</w:t>
       </w:r>
     </w:p>
     <w:p>
@@ -2127,7 +2095,7 @@
         <w:spacing w:after="0"/>
       </w:pPr>
       <w:r>
-        <w:t>ReviewCategoryScore     &lt;- one row per category per review</w:t>
+        <w:t xml:space="preserve"> - id, review_id, category_id, score</w:t>
       </w:r>
     </w:p>
     <w:p>
@@ -2136,7 +2104,7 @@
         <w:spacing w:after="0"/>
       </w:pPr>
       <w:r>
-        <w:t xml:space="preserve"> - id, review_id, category_id, score</w:t>
+        <w:t xml:space="preserve"> </w:t>
       </w:r>
     </w:p>
     <w:p>
@@ -2145,7 +2113,7 @@
         <w:spacing w:after="0"/>
       </w:pPr>
       <w:r>
-        <w:t xml:space="preserve"> </w:t>
+        <w:t>SealType                &lt;- data-driven                        (Entry 14, 45)</w:t>
       </w:r>
     </w:p>
     <w:p>
@@ -2154,7 +2122,7 @@
         <w:spacing w:after="0"/>
       </w:pPr>
       <w:r>
-        <w:t>SealType                &lt;- data-driven                        (Entry 14, 15)</w:t>
+        <w:t xml:space="preserve"> - id, name, description, icon</w:t>
       </w:r>
     </w:p>
     <w:p>
@@ -2163,16 +2131,7 @@
         <w:spacing w:after="0"/>
       </w:pPr>
       <w:r>
-        <w:t xml:space="preserve"> - id, name, description, icon</w:t>
-      </w:r>
-    </w:p>
-    <w:p>
-      <w:pPr>
-        <w:pStyle w:val="CodeBlock"/>
-        <w:spacing w:after="0"/>
-      </w:pPr>
-      <w:r>
-        <w:t xml:space="preserve">   (v1 rows: "Certified Banger", "Hidden Gem")</w:t>
+        <w:t xml:space="preserve">   (v1 row: "Certified Banger")</w:t>
       </w:r>
     </w:p>
     <w:p>
@@ -2585,7 +2544,7 @@
           </w:tcPr>
           <w:p>
             <w:r>
-              <w:t>Implement all entities from Section 7; seed the Category table (5 rows) and SealType table (2 rows).</w:t>
+              <w:t>Implement all entities from Section 7; seed the Category table (5 rows) and SealType table (1 row, Entry 45).</w:t>
             </w:r>
           </w:p>
         </w:tc>
@@ -3559,7 +3518,7 @@
           </w:tcPr>
           <w:p>
             <w:r>
-              <w:t>Hidden Gem popularity-gate logic</w:t>
+              <w:t>Hidden Gem popularity-gate logic (removed)</w:t>
             </w:r>
           </w:p>
         </w:tc>
@@ -3569,7 +3528,7 @@
           </w:tcPr>
           <w:p>
             <w:r>
-              <w:t>Popularity threshold check, dual-seal (Certified Banger + Hidden Gem) coexistence and display.</w:t>
+              <w:t>Originally a popularity threshold check and dual-seal (Certified Banger + Hidden Gem) coexistence/display; Hidden Gem was removed in favor of a single seal type (Journal Entry 45), so this package is superseded — no popularity-gate logic ships.</w:t>
             </w:r>
           </w:p>
         </w:tc>
@@ -3621,7 +3580,7 @@
           </w:tcPr>
           <w:p>
             <w:r>
-              <w:t>Dedicated Certified Banger / Hidden Gem discovery feed.</w:t>
+              <w:t>Dedicated Certified Banger discovery feed.</w:t>
             </w:r>
           </w:p>
         </w:tc>
@@ -4513,7 +4472,7 @@
         <w:pStyle w:val="Heading2"/>
       </w:pPr>
       <w:r>
-        <w:t>Seals — Certified Banger &amp; Hidden Gem</w:t>
+        <w:t>Seals — Certified Banger</w:t>
       </w:r>
     </w:p>
     <w:p>
@@ -4521,7 +4480,7 @@
         <w:pStyle w:val="ListBullet"/>
       </w:pPr>
       <w:r>
-        <w:t>As a registered user, I want to see whether a review has earned the Certified Banger or Hidden Gem seal, so I can trust the platform's curation signal.</w:t>
+        <w:t>As a registered user, I want to see whether a review has earned the Certified Banger seal, so I can trust the platform's curation signal.</w:t>
       </w:r>
     </w:p>
     <w:p>
@@ -4574,10 +4533,18 @@
     </w:p>
     <w:p>
       <w:pPr>
+        <w:pStyle w:val="Heading2"/>
+      </w:pPr>
+      <w:r>
+        <w:t>Voting &amp; Comments</w:t>
+      </w:r>
+    </w:p>
+    <w:p>
+      <w:pPr>
         <w:pStyle w:val="ListBullet"/>
       </w:pPr>
       <w:r>
-        <w:t>As a registered user, I want a title with a high-quality but low-popularity review to earn the Hidden Gem seal, so I can discover well-reviewed titles that aren't yet widely known.</w:t>
+        <w:t>As a registered user, I want to upvote or downvote a review, so the community can surface the most helpful/agreed-with reviews.</w:t>
       </w:r>
     </w:p>
     <w:p>
@@ -4585,7 +4552,15 @@
         <w:pStyle w:val="ListBullet"/>
       </w:pPr>
       <w:r>
-        <w:t>As a registered user, I want a title to keep its Hidden Gem seal even after it also earns Certified Banger, so the 'this was an underrated find' signal isn't lost once a title becomes popular.</w:t>
+        <w:t>As a registered user, I want to comment on a review, so I can discuss or disagree with it.</w:t>
+      </w:r>
+    </w:p>
+    <w:p>
+      <w:pPr>
+        <w:pStyle w:val="ListBullet"/>
+      </w:pPr>
+      <w:r>
+        <w:t>As a user, I want to see engagement (votes, comment count) on a review, so I can judge how the community responded to it.</w:t>
       </w:r>
     </w:p>
     <w:p>
@@ -4593,7 +4568,7 @@
         <w:pStyle w:val="Heading2"/>
       </w:pPr>
       <w:r>
-        <w:t>Voting &amp; Comments</w:t>
+        <w:t>Discovery &amp; Browsing</w:t>
       </w:r>
     </w:p>
     <w:p>
@@ -4601,7 +4576,7 @@
         <w:pStyle w:val="ListBullet"/>
       </w:pPr>
       <w:r>
-        <w:t>As a registered user, I want to upvote or downvote a review, so the community can surface the most helpful/agreed-with reviews.</w:t>
+        <w:t>As a user, I want to search titles by name, genre, or author, so I can quickly find what I'm looking for.</w:t>
       </w:r>
     </w:p>
     <w:p>
@@ -4609,7 +4584,7 @@
         <w:pStyle w:val="ListBullet"/>
       </w:pPr>
       <w:r>
-        <w:t>As a registered user, I want to comment on a review, so I can discuss or disagree with it.</w:t>
+        <w:t>As a user, I want to filter titles by genre, status, category-score thresholds, and seal presence, so I can narrow down to what matters to me.</w:t>
       </w:r>
     </w:p>
     <w:p>
@@ -4617,15 +4592,7 @@
         <w:pStyle w:val="ListBullet"/>
       </w:pPr>
       <w:r>
-        <w:t>As a user, I want to see engagement (votes, comment count) on a review, so I can judge how the community responded to it.</w:t>
-      </w:r>
-    </w:p>
-    <w:p>
-      <w:pPr>
-        <w:pStyle w:val="Heading2"/>
-      </w:pPr>
-      <w:r>
-        <w:t>Discovery &amp; Browsing</w:t>
+        <w:t>As a user, I want to sort titles by highest overall score, most seals, or most recent reviews, so I can browse in the order that's useful to me.</w:t>
       </w:r>
     </w:p>
     <w:p>
@@ -4633,31 +4600,7 @@
         <w:pStyle w:val="ListBullet"/>
       </w:pPr>
       <w:r>
-        <w:t>As a user, I want to search titles by name, genre, or author, so I can quickly find what I'm looking for.</w:t>
-      </w:r>
-    </w:p>
-    <w:p>
-      <w:pPr>
-        <w:pStyle w:val="ListBullet"/>
-      </w:pPr>
-      <w:r>
-        <w:t>As a user, I want to filter titles by genre, status, category-score thresholds, and seal presence, so I can narrow down to what matters to me.</w:t>
-      </w:r>
-    </w:p>
-    <w:p>
-      <w:pPr>
-        <w:pStyle w:val="ListBullet"/>
-      </w:pPr>
-      <w:r>
-        <w:t>As a user, I want to sort titles by highest overall score, most seals, or most recent reviews, so I can browse in the order that's useful to me.</w:t>
-      </w:r>
-    </w:p>
-    <w:p>
-      <w:pPr>
-        <w:pStyle w:val="ListBullet"/>
-      </w:pPr>
-      <w:r>
-        <w:t>As a user, I want a dedicated Certified Banger / Hidden Gem showcase page, so the platform's curated highlights are easy to find.</w:t>
+        <w:t>As a user, I want a dedicated Certified Banger showcase page, so the platform's curated highlights are easy to find.</w:t>
       </w:r>
     </w:p>
     <w:p>

--- a/Projectinformation/Requirements_Engineering.docx
+++ b/Projectinformation/Requirements_Engineering.docx
@@ -3307,6 +3307,58 @@
           </w:p>
         </w:tc>
       </w:tr>
+      <w:tr>
+        <w:tc>
+          <w:tcPr>
+            <w:tcW w:type="dxa" w:w="1872"/>
+          </w:tcPr>
+          <w:p>
+            <w:r>
+              <w:t>WP3.4</w:t>
+            </w:r>
+          </w:p>
+        </w:tc>
+        <w:tc>
+          <w:tcPr>
+            <w:tcW w:type="dxa" w:w="1872"/>
+          </w:tcPr>
+          <w:p>
+            <w:r>
+              <w:t>Reputation system</w:t>
+            </w:r>
+          </w:p>
+        </w:tc>
+        <w:tc>
+          <w:tcPr>
+            <w:tcW w:type="dxa" w:w="1872"/>
+          </w:tcPr>
+          <w:p>
+            <w:r>
+              <w:t>Points for writing a published review, earning Certified Banger, net votes received, and voting engagement (capped daily); recomputed from source data on every relevant event (Journal Entry 46).</w:t>
+            </w:r>
+          </w:p>
+        </w:tc>
+        <w:tc>
+          <w:tcPr>
+            <w:tcW w:type="dxa" w:w="1872"/>
+          </w:tcPr>
+          <w:p>
+            <w:r>
+              <w:t>WP2.1, WP3.1, WP4.1</w:t>
+            </w:r>
+          </w:p>
+        </w:tc>
+        <w:tc>
+          <w:tcPr>
+            <w:tcW w:type="dxa" w:w="1872"/>
+          </w:tcPr>
+          <w:p>
+            <w:r>
+              <w:t>S</w:t>
+            </w:r>
+          </w:p>
+        </w:tc>
+      </w:tr>
     </w:tbl>
     <w:p/>
     <w:p>
@@ -4561,6 +4613,14 @@
       </w:pPr>
       <w:r>
         <w:t>As a user, I want to see engagement (votes, comment count) on a review, so I can judge how the community responded to it.</w:t>
+      </w:r>
+    </w:p>
+    <w:p>
+      <w:pPr>
+        <w:pStyle w:val="ListBullet"/>
+      </w:pPr>
+      <w:r>
+        <w:t>As a registered user, I want to earn reputation for writing reviews, earning seals, receiving upvotes, and voting on other people's reviews, so my track record reflects genuine contribution to the platform (Journal Entry 46).</w:t>
       </w:r>
     </w:p>
     <w:p>

--- a/Projectinformation/Requirements_Engineering.docx
+++ b/Projectinformation/Requirements_Engineering.docx
@@ -314,7 +314,7 @@
         <w:pStyle w:val="ListBullet"/>
       </w:pPr>
       <w:r>
-        <w:t>A numeric rating per category, using the platform's data-driven Category set (Art Style, Character, Plot, Pacing, Uniqueness for v1) — Journal Entry 2.</w:t>
+        <w:t>A numeric rating per category, using the platform's data-driven Category set (Art Style, Character Design, Story, Pacing for v1) — Journal Entry 2, renamed and reduced from five to four categories per Journal Entry 47.</w:t>
       </w:r>
     </w:p>
     <w:p>
@@ -2544,7 +2544,7 @@
           </w:tcPr>
           <w:p>
             <w:r>
-              <w:t>Implement all entities from Section 7; seed the Category table (5 rows) and SealType table (1 row, Entry 45).</w:t>
+              <w:t>Implement all entities from Section 7; seed the Category table (4 rows, Entry 47) and SealType table (1 row, Entry 45).</w:t>
             </w:r>
           </w:p>
         </w:tc>
@@ -4460,7 +4460,7 @@
         <w:pStyle w:val="ListBullet"/>
       </w:pPr>
       <w:r>
-        <w:t>As a registered user, I want to write one review per title with a rating for each of the five categories, so my opinion is structured and comparable to others'.</w:t>
+        <w:t>As a registered user, I want to write one review per title with a rating for each of the platform's rating categories, so my opinion is structured and comparable to others'.</w:t>
       </w:r>
     </w:p>
     <w:p>

--- a/Projectinformation/Requirements_Engineering.docx
+++ b/Projectinformation/Requirements_Engineering.docx
@@ -330,7 +330,7 @@
         <w:pStyle w:val="ListBullet"/>
       </w:pPr>
       <w:r>
-        <w:t>Free-text written review body (recommended minimum ~50 characters to discourage low-effort spam), with an optional spoiler flag/section.</w:t>
+        <w:t>Free-text written review body (recommended minimum ~50 characters to discourage low-effort spam), which must stay spoiler-free by policy. A separate optional spoiler field holds any spoiler-specific commentary, always rendered collapsed behind a click-to-reveal (Journal Entry 48).</w:t>
       </w:r>
     </w:p>
     <w:p>
@@ -952,7 +952,7 @@
         <w:pStyle w:val="ListBullet"/>
       </w:pPr>
       <w:r>
-        <w:t>Server-side validation of all inputs (category score ranges, required justification length, spoiler flag, file types/sizes for cover uploads) — client-side validation is a UX convenience only, never the security boundary.</w:t>
+        <w:t>Server-side validation of all inputs (category score ranges, required justification length, file types/sizes for cover uploads) — client-side validation is a UX convenience only, never the security boundary.</w:t>
       </w:r>
     </w:p>
     <w:p>
@@ -2041,7 +2041,7 @@
         <w:spacing w:after="0"/>
       </w:pPr>
       <w:r>
-        <w:t xml:space="preserve">   body_text, spoiler_flag, created_at, updated_at,</w:t>
+        <w:t xml:space="preserve">   body_text, spoiler_text (nullable, Entry 48), created_at, updated_at,</w:t>
       </w:r>
     </w:p>
     <w:p>
@@ -2880,7 +2880,7 @@
           </w:tcPr>
           <w:p>
             <w:r>
-              <w:t>5-category rating form, free-text body, computed overall score, spoiler flag, one-review-per-user-per-title with edit-replace.</w:t>
+              <w:t>Rating form across the platform's categories, free-text body, computed overall score, separate optional spoiler field, one-review-per-user-per-title with edit-replace.</w:t>
             </w:r>
           </w:p>
         </w:tc>
@@ -4476,7 +4476,7 @@
         <w:pStyle w:val="ListBullet"/>
       </w:pPr>
       <w:r>
-        <w:t>As a registered user, I want to mark my review as containing spoilers, so readers can choose whether to see the full text.</w:t>
+        <w:t>As a registered user, I want a separate field for spoiler-specific commentary, always hidden behind a click-to-reveal, so I can write freely about plot specifics without spoiling readers who just want the spoiler-free verdict (Journal Entry 48).</w:t>
       </w:r>
     </w:p>
     <w:p>

--- a/Projectinformation/Requirements_Engineering.docx
+++ b/Projectinformation/Requirements_Engineering.docx
@@ -314,7 +314,7 @@
         <w:pStyle w:val="ListBullet"/>
       </w:pPr>
       <w:r>
-        <w:t>A numeric rating per category, using the platform's data-driven Category set (Art Style, Character Design, Story, Pacing for v1) — Journal Entry 2, renamed and reduced from five to four categories per Journal Entry 47.</w:t>
+        <w:t>A star rating (hover-to-preview, 1-5 stars) per category, using the platform's data-driven Category set (Art Style, Character Design, Story, Pacing for v1) — Journal Entry 2, renamed and reduced from five to four categories per Journal Entry 47, moved from a 1-10 dropdown to a 1-5 star widget per Journal Entry 49.</w:t>
       </w:r>
     </w:p>
     <w:p>

--- a/Projectinformation/Requirements_Engineering.docx
+++ b/Projectinformation/Requirements_Engineering.docx
@@ -610,6 +610,14 @@
       </w:pPr>
       <w:r>
         <w:t>A dedicated Certified Banger showcase page — the platform's core differentiator, so it should be prominent.</w:t>
+      </w:r>
+    </w:p>
+    <w:p>
+      <w:pPr>
+        <w:pStyle w:val="ListBullet"/>
+      </w:pPr>
+      <w:r>
+        <w:t>A dedicated Reviews page — browse reviews directly (rather than via their title), filterable by genre/Format/Status, showing the most recent first (Journal Entry 50).</w:t>
       </w:r>
     </w:p>
     <w:p>
@@ -3851,6 +3859,58 @@
           </w:p>
         </w:tc>
       </w:tr>
+      <w:tr>
+        <w:tc>
+          <w:tcPr>
+            <w:tcW w:type="dxa" w:w="1872"/>
+          </w:tcPr>
+          <w:p>
+            <w:r>
+              <w:t>WP5.3</w:t>
+            </w:r>
+          </w:p>
+        </w:tc>
+        <w:tc>
+          <w:tcPr>
+            <w:tcW w:type="dxa" w:w="1872"/>
+          </w:tcPr>
+          <w:p>
+            <w:r>
+              <w:t>Reviews browse page</w:t>
+            </w:r>
+          </w:p>
+        </w:tc>
+        <w:tc>
+          <w:tcPr>
+            <w:tcW w:type="dxa" w:w="1872"/>
+          </w:tcPr>
+          <w:p>
+            <w:r>
+              <w:t>Dedicated /reviews page and nav item: same search/genre/Format/Status filters as /titles, but browsing reviews directly, most recent first (Journal Entry 50).</w:t>
+            </w:r>
+          </w:p>
+        </w:tc>
+        <w:tc>
+          <w:tcPr>
+            <w:tcW w:type="dxa" w:w="1872"/>
+          </w:tcPr>
+          <w:p>
+            <w:r>
+              <w:t>WP5.1</w:t>
+            </w:r>
+          </w:p>
+        </w:tc>
+        <w:tc>
+          <w:tcPr>
+            <w:tcW w:type="dxa" w:w="1872"/>
+          </w:tcPr>
+          <w:p>
+            <w:r>
+              <w:t>S</w:t>
+            </w:r>
+          </w:p>
+        </w:tc>
+      </w:tr>
     </w:tbl>
     <w:p/>
     <w:p>
@@ -4661,6 +4721,14 @@
       </w:pPr>
       <w:r>
         <w:t>As a user, I want a dedicated Certified Banger showcase page, so the platform's curated highlights are easy to find.</w:t>
+      </w:r>
+    </w:p>
+    <w:p>
+      <w:pPr>
+        <w:pStyle w:val="ListBullet"/>
+      </w:pPr>
+      <w:r>
+        <w:t>As a user, I want a dedicated page to browse reviews directly (not just via a title), filterable by genre and Format, so I can find reviews on the kind of titles I care about without knowing a specific title's name first (Journal Entry 50).</w:t>
       </w:r>
     </w:p>
     <w:p>

--- a/Projectinformation/Requirements_Engineering.docx
+++ b/Projectinformation/Requirements_Engineering.docx
@@ -484,7 +484,7 @@
         <w:pStyle w:val="ListBullet"/>
       </w:pPr>
       <w:r>
-        <w:t>Public profile: username, avatar, bio, list of reviews, seals awarded, join date, a basic reputation indicator, and the user's library (Section 2.5).</w:t>
+        <w:t>Public profile: username, self-service avatar and banner image (Journal Entry 51), bio, list of reviews, seals awarded, join date, a basic reputation indicator, and a library overview (Section 2.5).</w:t>
       </w:r>
     </w:p>
     <w:p>
@@ -1905,7 +1905,7 @@
         <w:spacing w:after="0"/>
       </w:pPr>
       <w:r>
-        <w:t xml:space="preserve"> - id, username, email, password_hash, avatar_url, bio, created_at,</w:t>
+        <w:t xml:space="preserve"> - id, username, email, password_hash, avatar_url, banner_url, bio, created_at,</w:t>
       </w:r>
     </w:p>
     <w:p>
@@ -3911,6 +3911,58 @@
           </w:p>
         </w:tc>
       </w:tr>
+      <w:tr>
+        <w:tc>
+          <w:tcPr>
+            <w:tcW w:type="dxa" w:w="1872"/>
+          </w:tcPr>
+          <w:p>
+            <w:r>
+              <w:t>WP5.4</w:t>
+            </w:r>
+          </w:p>
+        </w:tc>
+        <w:tc>
+          <w:tcPr>
+            <w:tcW w:type="dxa" w:w="1872"/>
+          </w:tcPr>
+          <w:p>
+            <w:r>
+              <w:t>Self-service profile images &amp; library overview</w:t>
+            </w:r>
+          </w:p>
+        </w:tc>
+        <w:tc>
+          <w:tcPr>
+            <w:tcW w:type="dxa" w:w="1872"/>
+          </w:tcPr>
+          <w:p>
+            <w:r>
+              <w:t>Avatar and banner upload on the profile owner's own page, re-hosted on this project's own storage (same pattern as title covers, Entry 35/44); a library-count stat added alongside Reviews/Reputation (Journal Entry 51).</w:t>
+            </w:r>
+          </w:p>
+        </w:tc>
+        <w:tc>
+          <w:tcPr>
+            <w:tcW w:type="dxa" w:w="1872"/>
+          </w:tcPr>
+          <w:p>
+            <w:r>
+              <w:t>WP1.1, WP5.2</w:t>
+            </w:r>
+          </w:p>
+        </w:tc>
+        <w:tc>
+          <w:tcPr>
+            <w:tcW w:type="dxa" w:w="1872"/>
+          </w:tcPr>
+          <w:p>
+            <w:r>
+              <w:t>S</w:t>
+            </w:r>
+          </w:p>
+        </w:tc>
+      </w:tr>
     </w:tbl>
     <w:p/>
     <w:p>
@@ -4449,6 +4501,14 @@
       </w:pPr>
       <w:r>
         <w:t>As a registered user, I want a public profile page showing my reviews, seals awarded, join date, and library, so others can gauge my track record.</w:t>
+      </w:r>
+    </w:p>
+    <w:p>
+      <w:pPr>
+        <w:pStyle w:val="ListBullet"/>
+      </w:pPr>
+      <w:r>
+        <w:t>As a registered user, I want to upload my own profile picture and banner image, so my profile reflects my identity (Journal Entry 51).</w:t>
       </w:r>
     </w:p>
     <w:p>

--- a/Projectinformation/Requirements_Engineering.docx
+++ b/Projectinformation/Requirements_Engineering.docx
@@ -29,7 +29,7 @@
         <w:jc w:val="center"/>
       </w:pPr>
       <w:r>
-        <w:t>Generated 2026-08-21 · v1.0</w:t>
+        <w:t>Generated 2026-08-22 · v1.0</w:t>
       </w:r>
     </w:p>
     <w:p/>
@@ -258,7 +258,7 @@
         <w:pStyle w:val="ListBullet"/>
       </w:pPr>
       <w:r>
-        <w:t>Fields: name, alternate/original names, type (manga/manhwa/manhua — extensible enum), author(s)/illustrator(s), status (ongoing/completed/hiatus/dropped), genre tags, cover image, publication year, source links (official reading platforms only — never hosted content), short synopsis.</w:t>
+        <w:t>Fields: name, alternate/original names, type (manga/manhwa/manhua — extensible enum), author(s)/illustrator(s), status (ongoing/completed/hiatus/dropped), genre tags, cover image, publication year, source links (official reading platforms only — never hosted content), short synopsis. For an AniList-linked title, everything except name/type/status/cover is fetched live from AniList on every render rather than stored (Journal Entry 52) — those four are kept locally: type because it's read on a synchronous write path (Category matching) and a title's country-of-origin never changes; name/status as a graceful-degrade fallback for when AniList itself is unreachable. A manually-created title (AniList doesn't have it) keeps every field locally, since there's no other source.</w:t>
       </w:r>
     </w:p>
     <w:p>
@@ -266,7 +266,7 @@
         <w:pStyle w:val="ListBullet"/>
       </w:pPr>
       <w:r>
-        <w:t>Titles are de-duplicated: search-before-create UX for users/admins, plus admin merge tooling for canonical entries.</w:t>
+        <w:t>Titles are de-duplicated: search-before-create UX for users/admins (which also checks AniList directly, Entry 52), plus admin merge tooling for canonical entries.</w:t>
       </w:r>
     </w:p>
     <w:p>
@@ -1977,6 +1977,42 @@
         <w:spacing w:after="0"/>
       </w:pPr>
       <w:r>
+        <w:t xml:space="preserve">   &lt;- Entry 52: for an AniList-linked title, only name/type/status/</w:t>
+      </w:r>
+    </w:p>
+    <w:p>
+      <w:pPr>
+        <w:pStyle w:val="CodeBlock"/>
+        <w:spacing w:after="0"/>
+      </w:pPr>
+      <w:r>
+        <w:t xml:space="preserve">      cover_url are stored/trusted locally; everything else here is</w:t>
+      </w:r>
+    </w:p>
+    <w:p>
+      <w:pPr>
+        <w:pStyle w:val="CodeBlock"/>
+        <w:spacing w:after="0"/>
+      </w:pPr>
+      <w:r>
+        <w:t xml:space="preserve">      fetched live from AniList on every render. A manually-created</w:t>
+      </w:r>
+    </w:p>
+    <w:p>
+      <w:pPr>
+        <w:pStyle w:val="CodeBlock"/>
+        <w:spacing w:after="0"/>
+      </w:pPr>
+      <w:r>
+        <w:t xml:space="preserve">      title (no AniList source) keeps every field locally as before.</w:t>
+      </w:r>
+    </w:p>
+    <w:p>
+      <w:pPr>
+        <w:pStyle w:val="CodeBlock"/>
+        <w:spacing w:after="0"/>
+      </w:pPr>
+      <w:r>
         <w:t xml:space="preserve"> - precomputed: avg_category_scores, review_count,</w:t>
       </w:r>
     </w:p>
@@ -2746,7 +2782,7 @@
           </w:tcPr>
           <w:p>
             <w:r>
-              <w:t>Admin panel to search/import titles from AniList (primary path, Entry 44) with cover art re-hosted on this project's own storage; manual create/edit form kept as a fallback; search-before-create de-dup UX; admin merge tooling.</w:t>
+              <w:t>Admin panel to search/import titles from AniList (primary path, Entry 44) with cover art re-hosted on this project's own storage; manual create/edit form kept as a fallback; search-before-create de-dup UX; admin merge tooling. Revised by Entry 52: importing no longer copies AniList's metadata into the row (name/type/status/cover only) — everything else is fetched live, so the admin edit form only applies to manual titles now.</w:t>
             </w:r>
           </w:p>
         </w:tc>

--- a/Projectinformation/Requirements_Engineering.docx
+++ b/Projectinformation/Requirements_Engineering.docx
@@ -29,7 +29,7 @@
         <w:jc w:val="center"/>
       </w:pPr>
       <w:r>
-        <w:t>Generated 2026-08-22 · v1.0</w:t>
+        <w:t>Generated 2026-08-23 · v1.0</w:t>
       </w:r>
     </w:p>
     <w:p/>
@@ -538,6 +538,14 @@
       </w:pPr>
       <w:r>
         <w:t>This feature ships in v1; it is the data foundation for the future recommendation engine, which is itself deferred (Journal Entry 20).</w:t>
+      </w:r>
+    </w:p>
+    <w:p>
+      <w:pPr>
+        <w:pStyle w:val="ListBullet"/>
+      </w:pPr>
+      <w:r>
+        <w:t>Each title's page shows a Reader Activity breakdown — how many users have it as Currently Reading, Finished, Plan to Read, or Dropped (Journal Entry 53).</w:t>
       </w:r>
     </w:p>
     <w:p>
@@ -4869,6 +4877,14 @@
     </w:p>
     <w:p>
       <w:pPr>
+        <w:pStyle w:val="ListBullet"/>
+      </w:pPr>
+      <w:r>
+        <w:t>As a user, I want to see how many people are currently reading, finished, dropped, or plan to read a title, so I can gauge its ongoing engagement at a glance (Journal Entry 53).</w:t>
+      </w:r>
+    </w:p>
+    <w:p>
+      <w:pPr>
         <w:pStyle w:val="Heading2"/>
       </w:pPr>
       <w:r>

--- a/Projectinformation/Requirements_Engineering.docx
+++ b/Projectinformation/Requirements_Engineering.docx
@@ -500,7 +500,7 @@
         <w:pStyle w:val="ListBullet"/>
       </w:pPr>
       <w:r>
-        <w:t>Follow/unfollow other users — nice-to-have, not core-critical for v1.</w:t>
+        <w:t>Follow/unfollow other users, with an activity feed of published reviews and Finished/Dropped library updates from people you follow — shipped in v1 (Journal Entry 54), derived live from existing review/library data rather than a separate notification/event-log system.</w:t>
       </w:r>
     </w:p>
     <w:p>
@@ -2412,6 +2412,42 @@
       </w:r>
     </w:p>
     <w:p>
+      <w:pPr>
+        <w:pStyle w:val="CodeBlock"/>
+        <w:spacing w:after="0"/>
+      </w:pPr>
+      <w:r>
+        <w:t xml:space="preserve"> </w:t>
+      </w:r>
+    </w:p>
+    <w:p>
+      <w:pPr>
+        <w:pStyle w:val="CodeBlock"/>
+        <w:spacing w:after="0"/>
+      </w:pPr>
+      <w:r>
+        <w:t>Follow                  &lt;- Entry 54, no event-log table for the feed itself</w:t>
+      </w:r>
+    </w:p>
+    <w:p>
+      <w:pPr>
+        <w:pStyle w:val="CodeBlock"/>
+        <w:spacing w:after="0"/>
+      </w:pPr>
+      <w:r>
+        <w:t xml:space="preserve"> - id, follower_id, following_id, created_at</w:t>
+      </w:r>
+    </w:p>
+    <w:p>
+      <w:pPr>
+        <w:pStyle w:val="CodeBlock"/>
+        <w:spacing w:after="0"/>
+      </w:pPr>
+      <w:r>
+        <w:t xml:space="preserve">   UNIQUE (follower_id, following_id)</w:t>
+      </w:r>
+    </w:p>
+    <w:p>
       <w:r>
         <w:br w:type="page"/>
       </w:r>
@@ -2749,6 +2785,58 @@
           <w:p>
             <w:r>
               <w:t>WP0.2</w:t>
+            </w:r>
+          </w:p>
+        </w:tc>
+        <w:tc>
+          <w:tcPr>
+            <w:tcW w:type="dxa" w:w="1872"/>
+          </w:tcPr>
+          <w:p>
+            <w:r>
+              <w:t>M</w:t>
+            </w:r>
+          </w:p>
+        </w:tc>
+      </w:tr>
+      <w:tr>
+        <w:tc>
+          <w:tcPr>
+            <w:tcW w:type="dxa" w:w="1872"/>
+          </w:tcPr>
+          <w:p>
+            <w:r>
+              <w:t>WP1.4</w:t>
+            </w:r>
+          </w:p>
+        </w:tc>
+        <w:tc>
+          <w:tcPr>
+            <w:tcW w:type="dxa" w:w="1872"/>
+          </w:tcPr>
+          <w:p>
+            <w:r>
+              <w:t>Follow system &amp; activity feed</w:t>
+            </w:r>
+          </w:p>
+        </w:tc>
+        <w:tc>
+          <w:tcPr>
+            <w:tcW w:type="dxa" w:w="1872"/>
+          </w:tcPr>
+          <w:p>
+            <w:r>
+              <w:t>Follow/unfollow (Follow model), follower/following counts on the profile page, a /feed page showing published reviews and Finished/Dropped library updates from followed users derived live (no event-log table) (Journal Entry 54).</w:t>
+            </w:r>
+          </w:p>
+        </w:tc>
+        <w:tc>
+          <w:tcPr>
+            <w:tcW w:type="dxa" w:w="1872"/>
+          </w:tcPr>
+          <w:p>
+            <w:r>
+              <w:t>WP1.1, WP2.1, WP5.2</w:t>
             </w:r>
           </w:p>
         </w:tc>
@@ -4881,6 +4969,38 @@
       </w:pPr>
       <w:r>
         <w:t>As a user, I want to see how many people are currently reading, finished, dropped, or plan to read a title, so I can gauge its ongoing engagement at a glance (Journal Entry 53).</w:t>
+      </w:r>
+    </w:p>
+    <w:p>
+      <w:pPr>
+        <w:pStyle w:val="Heading2"/>
+      </w:pPr>
+      <w:r>
+        <w:t>Follow System &amp; Activity Feed</w:t>
+      </w:r>
+    </w:p>
+    <w:p>
+      <w:pPr>
+        <w:pStyle w:val="ListBullet"/>
+      </w:pPr>
+      <w:r>
+        <w:t>As a registered user, I want to follow another user's profile, so I can keep up with reviewers whose taste I trust.</w:t>
+      </w:r>
+    </w:p>
+    <w:p>
+      <w:pPr>
+        <w:pStyle w:val="ListBullet"/>
+      </w:pPr>
+      <w:r>
+        <w:t>As a registered user, I want to see a feed of reviews and finished/dropped titles from people I follow, so I can discover content through people rather than only through search (Journal Entry 54).</w:t>
+      </w:r>
+    </w:p>
+    <w:p>
+      <w:pPr>
+        <w:pStyle w:val="ListBullet"/>
+      </w:pPr>
+      <w:r>
+        <w:t>As a registered user, I want to see follower/following counts on a profile, so I can gauge how established a reviewer is.</w:t>
       </w:r>
     </w:p>
     <w:p>

--- a/Projectinformation/Requirements_Engineering.docx
+++ b/Projectinformation/Requirements_Engineering.docx
@@ -29,7 +29,7 @@
         <w:jc w:val="center"/>
       </w:pPr>
       <w:r>
-        <w:t>Generated 2026-08-23 · v1.0</w:t>
+        <w:t>Generated 2026-08-24 · v1.0</w:t>
       </w:r>
     </w:p>
     <w:p/>
@@ -258,7 +258,7 @@
         <w:pStyle w:val="ListBullet"/>
       </w:pPr>
       <w:r>
-        <w:t>Fields: name, alternate/original names, type (manga/manhwa/manhua — extensible enum), author(s)/illustrator(s), status (ongoing/completed/hiatus/dropped), genre tags, cover image, publication year, source links (official reading platforms only — never hosted content), short synopsis. For an AniList-linked title, everything except name/type/status/cover is fetched live from AniList on every render rather than stored (Journal Entry 52) — those four are kept locally: type because it's read on a synchronous write path (Category matching) and a title's country-of-origin never changes; name/status as a graceful-degrade fallback for when AniList itself is unreachable. A manually-created title (AniList doesn't have it) keeps every field locally, since there's no other source.</w:t>
+        <w:t>Fields: name, alternate/original names, type (manga/manhwa/manhua — extensible enum), author(s)/illustrator(s), status (ongoing/completed/hiatus/dropped), genre tags, cover image, publication year, source links (official reading platforms only — never hosted content), short synopsis. AniList's entire manga/manhwa/manhua catalog is mirrored locally with full metadata and a re-hosted cover, refreshed daily via a scheduled sync job rather than fetched live at render time (Journal Entry 56) — a manually-created title (AniList doesn't have it) is the only case with no AniList counterpart to refresh from.</w:t>
       </w:r>
     </w:p>
     <w:p>
@@ -266,7 +266,7 @@
         <w:pStyle w:val="ListBullet"/>
       </w:pPr>
       <w:r>
-        <w:t>Titles are de-duplicated: search-before-create UX for users/admins (which also checks AniList directly, Entry 52), plus admin merge tooling for canonical entries.</w:t>
+        <w:t>Titles are de-duplicated: search-before-create UX for users/admins (which also checks AniList directly for anything not yet in the mirror), plus admin merge tooling for canonical entries.</w:t>
       </w:r>
     </w:p>
     <w:p>
@@ -290,7 +290,7 @@
         <w:pStyle w:val="ListBullet"/>
       </w:pPr>
       <w:r>
-        <w:t>Admin-seeded at launch — no scraping for v1 (matches the original MVP cut).</w:t>
+        <w:t>The full catalog is mirrored from AniList and kept fresh by a daily scheduled sync (Journal Entry 56) rather than admin-seeded/scraped by hand.</w:t>
       </w:r>
     </w:p>
     <w:p>
@@ -1985,7 +1985,7 @@
         <w:spacing w:after="0"/>
       </w:pPr>
       <w:r>
-        <w:t xml:space="preserve">   &lt;- Entry 52: for an AniList-linked title, only name/type/status/</w:t>
+        <w:t xml:space="preserve">   &lt;- Entry 56: every field here is stored and trusted locally for every</w:t>
       </w:r>
     </w:p>
     <w:p>
@@ -1994,7 +1994,7 @@
         <w:spacing w:after="0"/>
       </w:pPr>
       <w:r>
-        <w:t xml:space="preserve">      cover_url are stored/trusted locally; everything else here is</w:t>
+        <w:t xml:space="preserve">      title, AniList-linked or manual — the whole AniList catalog is</w:t>
       </w:r>
     </w:p>
     <w:p>
@@ -2003,7 +2003,7 @@
         <w:spacing w:after="0"/>
       </w:pPr>
       <w:r>
-        <w:t xml:space="preserve">      fetched live from AniList on every render. A manually-created</w:t>
+        <w:t xml:space="preserve">      mirrored and refreshed daily by a scheduled sync job, not fetched</w:t>
       </w:r>
     </w:p>
     <w:p>
@@ -2012,7 +2012,7 @@
         <w:spacing w:after="0"/>
       </w:pPr>
       <w:r>
-        <w:t xml:space="preserve">      title (no AniList source) keeps every field locally as before.</w:t>
+        <w:t xml:space="preserve">      live at render time.</w:t>
       </w:r>
     </w:p>
     <w:p>
@@ -2878,7 +2878,7 @@
           </w:tcPr>
           <w:p>
             <w:r>
-              <w:t>Admin panel to search/import titles from AniList (primary path, Entry 44) with cover art re-hosted on this project's own storage; manual create/edit form kept as a fallback; search-before-create de-dup UX; admin merge tooling. Revised by Entry 52: importing no longer copies AniList's metadata into the row (name/type/status/cover only) — everything else is fetched live, so the admin edit form only applies to manual titles now.</w:t>
+              <w:t>Admin panel to search/import titles from AniList (primary path, Entry 44) with cover art re-hosted on this project's own storage; manual create/edit form kept as a fallback; search-before-create de-dup UX; admin merge tooling. Revised by Entry 56: the whole catalog is mirrored and refreshed daily now (WP1.5), so on-demand import is just the safety net for a title added to AniList since the last sync — the admin edit form applies to every title again, not just manual ones.</w:t>
             </w:r>
           </w:p>
         </w:tc>
@@ -2899,6 +2899,58 @@
           <w:p>
             <w:r>
               <w:t>M</w:t>
+            </w:r>
+          </w:p>
+        </w:tc>
+      </w:tr>
+      <w:tr>
+        <w:tc>
+          <w:tcPr>
+            <w:tcW w:type="dxa" w:w="1872"/>
+          </w:tcPr>
+          <w:p>
+            <w:r>
+              <w:t>WP1.5</w:t>
+            </w:r>
+          </w:p>
+        </w:tc>
+        <w:tc>
+          <w:tcPr>
+            <w:tcW w:type="dxa" w:w="1872"/>
+          </w:tcPr>
+          <w:p>
+            <w:r>
+              <w:t>Full AniList catalog mirror &amp; daily refresh</w:t>
+            </w:r>
+          </w:p>
+        </w:tc>
+        <w:tc>
+          <w:tcPr>
+            <w:tcW w:type="dxa" w:w="1872"/>
+          </w:tcPr>
+          <w:p>
+            <w:r>
+              <w:t>scripts/mirror-anilist-catalog.ts (one-time full backfill, partitioned by publication year to work around AniList's ~5000-result pagination ceiling) and scripts/refresh-anilist-catalog.ts (recurring: re-fetches every mirrored title's metadata + discovers newly-added titles), scheduled daily via a GitHub Actions workflow rather than Vercel Cron (a full-catalog refresh exceeds Vercel's serverless timeout at any plan tier) (Journal Entry 56).</w:t>
+            </w:r>
+          </w:p>
+        </w:tc>
+        <w:tc>
+          <w:tcPr>
+            <w:tcW w:type="dxa" w:w="1872"/>
+          </w:tcPr>
+          <w:p>
+            <w:r>
+              <w:t>WP1.2</w:t>
+            </w:r>
+          </w:p>
+        </w:tc>
+        <w:tc>
+          <w:tcPr>
+            <w:tcW w:type="dxa" w:w="1872"/>
+          </w:tcPr>
+          <w:p>
+            <w:r>
+              <w:t>L</w:t>
             </w:r>
           </w:p>
         </w:tc>

--- a/Projectinformation/Requirements_Engineering.docx
+++ b/Projectinformation/Requirements_Engineering.docx
@@ -2039,6 +2039,24 @@
         <w:spacing w:after="0"/>
       </w:pPr>
       <w:r>
+        <w:t xml:space="preserve"> - search_vector (trigger-maintained tsvector, GIN-indexed;</w:t>
+      </w:r>
+    </w:p>
+    <w:p>
+      <w:pPr>
+        <w:pStyle w:val="CodeBlock"/>
+        <w:spacing w:after="0"/>
+      </w:pPr>
+      <w:r>
+        <w:t xml:space="preserve">   not a Prisma-managed column)                  &lt;- Entry 58</w:t>
+      </w:r>
+    </w:p>
+    <w:p>
+      <w:pPr>
+        <w:pStyle w:val="CodeBlock"/>
+        <w:spacing w:after="0"/>
+      </w:pPr>
+      <w:r>
         <w:t xml:space="preserve"> </w:t>
       </w:r>
     </w:p>
